--- a/docs/en/FAQ_AI_for_Americans_First_EN.docx
+++ b/docs/en/FAQ_AI_for_Americans_First_EN.docx
@@ -300,7 +300,7 @@
           <w:szCs w:val="36"/>
           <w:lang w:val="en-US"/>
         </w:rPr>
-        <w:t>77%</w:t>
+        <w:t>78.9%</w:t>
       </w:r>
       <w:r>
         <w:rPr>
@@ -344,7 +344,7 @@
           <w:szCs w:val="36"/>
           <w:lang w:val="en-US"/>
         </w:rPr>
-        <w:t>3.4:1</w:t>
+        <w:t>3.47:1</w:t>
       </w:r>
       <w:r>
         <w:rPr>
@@ -541,7 +541,7 @@
         <w:rPr>
           <w:lang w:val="en-US"/>
         </w:rPr>
-        <w:t>The United States has built, under Trump 2.0, a three-tier protectionist architecture (export controls, Section 232 tariffs, capital gravity) that transforms access to AI compute into a geopolitical lever, creating a US/EU competitiveness ratio of 3.4:1 as measured by the CACI index (Power Mode)—a ratio that, without a structured European response by 2028, will become irreversible.</w:t>
+        <w:t>The United States has built, under Trump 2.0, a three-tier protectionist architecture (export controls, Section 232 tariffs, capital gravity) that transforms access to AI compute into a geopolitical lever, creating a US/EU competitiveness ratio of 3.47:1 as measured by the CACI index (Power Mode)—a ratio that, without a structured European response by 2028, will become irreversible.</w:t>
       </w:r>
     </w:p>
     <w:p>
@@ -955,7 +955,7 @@
           <w:bCs/>
           <w:lang w:val="en-US"/>
         </w:rPr>
-        <w:t>Q9. Is the 3.4:1 US/EU ratio credible? It seems enormous.</w:t>
+        <w:t>Q9. Is the 3.47:1 US/EU ratio credible? It seems enormous.</w:t>
       </w:r>
     </w:p>
     <w:p>
@@ -972,22 +972,22 @@
         </w:rPr>
         <w:t xml:space="preserve">It is enormous—and that is precisely the message. But the ratio is consistent with four independent sources. US Big Tech capex ($675B) versus EU AI investments (~€40B) yields a ratio of ~17:1 in investment flows (McKinsey, January 2026). The cost per TFlop </w:t>
         <w:lastRenderedPageBreak/>
-        <w:t>for training is $0.5/TFlop in the US versus $1.2–$1.8/TFlop in the EU (Bruegel/Epoch AI), a ratio of 2.4–3.6:1 on costs alone. Installed compute (US: 75 GW IT load, EU: ~35 GW per CFG Europe) gives a raw ratio of ~2:1, which rises to 3.4:1 once normalized by GDP and adjusted for energy costs.</w:t>
-      </w:r>
-    </w:p>
-    <w:p>
-      <w:pPr>
-        <w:spacing w:before="60" w:after="60"/>
-        <w:ind w:left="360"/>
-        <w:rPr>
-          <w:lang w:val="en-US"/>
-        </w:rPr>
-      </w:pPr>
-      <w:r>
-        <w:rPr>
-          <w:lang w:val="en-US"/>
-        </w:rPr>
-        <w:t>If you think 3.4:1 is too high, it’s probably because the actual gap is larger than intuition suggests. That is precisely what the CACI makes visible.</w:t>
+        <w:t>for training is $0.5/TFlop in the US versus $1.2–$1.8/TFlop in the EU (Bruegel/Epoch AI), a ratio of 2.4–3.6:1 on costs alone. Installed compute (US: 75 GW IT load, EU: ~35 GW per CFG Europe) gives a raw ratio of ~2:1, which rises to 3.47:1 once normalized by GDP and adjusted for energy costs.</w:t>
+      </w:r>
+    </w:p>
+    <w:p>
+      <w:pPr>
+        <w:spacing w:before="60" w:after="60"/>
+        <w:ind w:left="360"/>
+        <w:rPr>
+          <w:lang w:val="en-US"/>
+        </w:rPr>
+      </w:pPr>
+      <w:r>
+        <w:rPr>
+          <w:lang w:val="en-US"/>
+        </w:rPr>
+        <w:t>If you think 3.47:1 is too high, it’s probably because the actual gap is larger than intuition suggests. That is precisely what the CACI makes visible.</w:t>
       </w:r>
     </w:p>
     <w:p>
@@ -1097,7 +1097,7 @@
         <w:rPr>
           <w:lang w:val="en-US"/>
         </w:rPr>
-        <w:t>But the CACI is designed to be comparative (ratio between regions), not absolute. If we underestimate US compute by 20% and EU compute by 20%, the ratio remains the same. Systematic errors cancel out in comparative mode. This is a design choice: the CACI measures orders of magnitude, not absolute values. And even with a 30% margin of error, a 3.4:1 ratio remains a massive structural gap.</w:t>
+        <w:t>But the CACI is designed to be comparative (ratio between regions), not absolute. If we underestimate US compute by 20% and EU compute by 20%, the ratio remains the same. Systematic errors cancel out in comparative mode. This is a design choice: the CACI measures orders of magnitude, not absolute values. And even with a 30% margin of error, a 3.47:1 ratio remains a massive structural gap.</w:t>
       </w:r>
     </w:p>
     <w:p>
